--- a/Template.docx
+++ b/Template.docx
@@ -837,6 +837,9 @@
                 <w:szCs w:val="22"/>
               </w:rPr>
             </w:pPr>
+            <w:r>
+              <w:t>{{svc:decor}}</w:t>
+            </w:r>
           </w:p>
         </w:tc>
         <w:tc>
@@ -960,6 +963,9 @@
                 <w:szCs w:val="22"/>
               </w:rPr>
             </w:pPr>
+            <w:r>
+              <w:t>{{svc:nikkah}}</w:t>
+            </w:r>
           </w:p>
         </w:tc>
         <w:tc>
@@ -1046,6 +1052,9 @@
                 <w:szCs w:val="22"/>
               </w:rPr>
             </w:pPr>
+            <w:r>
+              <w:t>{{svc:dancefloor}}</w:t>
+            </w:r>
           </w:p>
         </w:tc>
         <w:tc>
@@ -1139,6 +1148,9 @@
                 <w:szCs w:val="22"/>
               </w:rPr>
             </w:pPr>
+            <w:r>
+              <w:t>{{svc:welcome-drinks}}</w:t>
+            </w:r>
           </w:p>
         </w:tc>
         <w:tc>
@@ -1262,6 +1274,9 @@
                 <w:szCs w:val="22"/>
               </w:rPr>
             </w:pPr>
+            <w:r>
+              <w:t>{{svc:dj}}</w:t>
+            </w:r>
           </w:p>
         </w:tc>
         <w:tc>
@@ -1348,6 +1363,9 @@
                 <w:szCs w:val="22"/>
               </w:rPr>
             </w:pPr>
+            <w:r>
+              <w:t>{{svc:low-fog}}</w:t>
+            </w:r>
           </w:p>
         </w:tc>
         <w:tc>
@@ -1434,6 +1452,9 @@
                 <w:szCs w:val="22"/>
               </w:rPr>
             </w:pPr>
+            <w:r>
+              <w:t>{{svc:sparklers}}</w:t>
+            </w:r>
           </w:p>
         </w:tc>
         <w:tc>
@@ -1534,6 +1555,9 @@
                 <w:szCs w:val="22"/>
               </w:rPr>
             </w:pPr>
+            <w:r>
+              <w:t>{{svc:360-booth}}</w:t>
+            </w:r>
           </w:p>
         </w:tc>
         <w:tc>
@@ -1627,6 +1651,9 @@
                 <w:szCs w:val="22"/>
               </w:rPr>
             </w:pPr>
+            <w:r>
+              <w:t>{{svc:vintage-photobooth}}</w:t>
+            </w:r>
           </w:p>
         </w:tc>
         <w:tc>
@@ -1713,6 +1740,9 @@
                 <w:szCs w:val="22"/>
               </w:rPr>
             </w:pPr>
+            <w:r>
+              <w:t>{{svc:pancake-cart}}</w:t>
+            </w:r>
           </w:p>
         </w:tc>
         <w:tc>
@@ -2035,12 +2065,7 @@
           </w:tcPr>
           <w:p>
             <w:r>
-              <w:rPr>
-                <w:rFonts w:ascii="Times New Roman" w:eastAsia="Times New Roman" w:hAnsi="Times New Roman" w:cs="Times New Roman"/>
-                <w:sz w:val="24"/>
-                <w:szCs w:val="24"/>
-              </w:rPr>
-              <w:t xml:space="preserve">{{vendorTableDrinksETA}}</w:t>
+              <w:t>{{ext:photography}}</w:t>
             </w:r>
           </w:p>
         </w:tc>
@@ -2064,15 +2089,14 @@
           <w:p>
             <w:pPr>
               <w:pStyle w:val="Body"/>
-              <w:widowControl w:val="0"/>
-              <w:spacing w:line="240" w:lineRule="auto"/>
-            </w:pPr>
-            <w:r>
-              <w:rPr>
-                <w:rFonts w:ascii="Times New Roman" w:hAnsi="Times New Roman"/>
-                <w:lang w:val="en-US"/>
-              </w:rPr>
-              <w:t>Table Drinks</w:t>
+              <w:rPr>
+                <w:rFonts w:ascii="Times New Roman" w:eastAsia="Times New Roman" w:hAnsi="Times New Roman" w:cs="Times New Roman"/>
+                <w:sz w:val="24"/>
+                <w:szCs w:val="24"/>
+              </w:rPr>
+            </w:pPr>
+            <w:r>
+              <w:t>Photography</w:t>
             </w:r>
           </w:p>
         </w:tc>
@@ -2095,12 +2119,7 @@
           </w:tcPr>
           <w:p>
             <w:r>
-              <w:rPr>
-                <w:rFonts w:ascii="Times New Roman" w:eastAsia="Times New Roman" w:hAnsi="Times New Roman" w:cs="Times New Roman"/>
-                <w:sz w:val="24"/>
-                <w:szCs w:val="24"/>
-              </w:rPr>
-              <w:t xml:space="preserve">{{vendorTableDrinksCompany}}</w:t>
+              <w:t>{{vendorPhotographyCompany}}</w:t>
             </w:r>
           </w:p>
         </w:tc>
@@ -2123,12 +2142,7 @@
           </w:tcPr>
           <w:p>
             <w:r>
-              <w:rPr>
-                <w:rFonts w:ascii="Times New Roman" w:eastAsia="Times New Roman" w:hAnsi="Times New Roman" w:cs="Times New Roman"/>
-                <w:sz w:val="24"/>
-                <w:szCs w:val="24"/>
-              </w:rPr>
-              <w:t xml:space="preserve">{{vendorTableDrinksNotes}}</w:t>
+              <w:t>{{vendorPhotographyNotes}}</w:t>
             </w:r>
           </w:p>
         </w:tc>
@@ -2149,7 +2163,11 @@
               <w:right w:w="80" w:type="dxa"/>
             </w:tcMar>
           </w:tcPr>
-          <w:p/>
+          <w:p>
+            <w:r>
+              <w:t/>
+            </w:r>
+          </w:p>
         </w:tc>
       </w:tr>
       <w:tr>
@@ -2175,12 +2193,7 @@
           </w:tcPr>
           <w:p>
             <w:r>
-              <w:rPr>
-                <w:rFonts w:ascii="Times New Roman" w:eastAsia="Times New Roman" w:hAnsi="Times New Roman" w:cs="Times New Roman"/>
-                <w:sz w:val="24"/>
-                <w:szCs w:val="24"/>
-              </w:rPr>
-              <w:t xml:space="preserve">{{vendorPhotographyETA}}</w:t>
+              <w:t>{{ext:videography}}</w:t>
             </w:r>
           </w:p>
         </w:tc>
@@ -2204,15 +2217,14 @@
           <w:p>
             <w:pPr>
               <w:pStyle w:val="Body"/>
-              <w:widowControl w:val="0"/>
-              <w:spacing w:line="240" w:lineRule="auto"/>
-            </w:pPr>
-            <w:r>
-              <w:rPr>
-                <w:rFonts w:ascii="Times New Roman" w:hAnsi="Times New Roman"/>
-                <w:lang w:val="en-US"/>
-              </w:rPr>
-              <w:t>Photography</w:t>
+              <w:rPr>
+                <w:rFonts w:ascii="Times New Roman" w:eastAsia="Times New Roman" w:hAnsi="Times New Roman" w:cs="Times New Roman"/>
+                <w:sz w:val="24"/>
+                <w:szCs w:val="24"/>
+              </w:rPr>
+            </w:pPr>
+            <w:r>
+              <w:t>Videography</w:t>
             </w:r>
           </w:p>
         </w:tc>
@@ -2235,12 +2247,7 @@
           </w:tcPr>
           <w:p>
             <w:r>
-              <w:rPr>
-                <w:rFonts w:ascii="Times New Roman" w:eastAsia="Times New Roman" w:hAnsi="Times New Roman" w:cs="Times New Roman"/>
-                <w:sz w:val="24"/>
-                <w:szCs w:val="24"/>
-              </w:rPr>
-              <w:t xml:space="preserve">{{vendorPhotographyCompany}}</w:t>
+              <w:t>{{vendorVideographyCompany}}</w:t>
             </w:r>
           </w:p>
         </w:tc>
@@ -2263,12 +2270,7 @@
           </w:tcPr>
           <w:p>
             <w:r>
-              <w:rPr>
-                <w:rFonts w:ascii="Times New Roman" w:eastAsia="Times New Roman" w:hAnsi="Times New Roman" w:cs="Times New Roman"/>
-                <w:sz w:val="24"/>
-                <w:szCs w:val="24"/>
-              </w:rPr>
-              <w:t xml:space="preserve">{{vendorPhotographyNotes}}</w:t>
+              <w:t/>
             </w:r>
           </w:p>
         </w:tc>
@@ -2289,7 +2291,11 @@
               <w:right w:w="80" w:type="dxa"/>
             </w:tcMar>
           </w:tcPr>
-          <w:p/>
+          <w:p>
+            <w:r>
+              <w:t/>
+            </w:r>
+          </w:p>
         </w:tc>
       </w:tr>
       <w:tr>
@@ -2315,12 +2321,7 @@
           </w:tcPr>
           <w:p>
             <w:r>
-              <w:rPr>
-                <w:rFonts w:ascii="Times New Roman" w:eastAsia="Times New Roman" w:hAnsi="Times New Roman" w:cs="Times New Roman"/>
-                <w:sz w:val="24"/>
-                <w:szCs w:val="24"/>
-              </w:rPr>
-              <w:t xml:space="preserve">{{vendorCakeETA}}</w:t>
+              <w:t>{{ext:dj}}</w:t>
             </w:r>
           </w:p>
         </w:tc>
@@ -2344,15 +2345,14 @@
           <w:p>
             <w:pPr>
               <w:pStyle w:val="Body"/>
-              <w:widowControl w:val="0"/>
-              <w:spacing w:line="240" w:lineRule="auto"/>
-            </w:pPr>
-            <w:r>
-              <w:rPr>
-                <w:rFonts w:ascii="Times New Roman" w:hAnsi="Times New Roman"/>
-                <w:lang w:val="en-US"/>
-              </w:rPr>
-              <w:t>Cake</w:t>
+              <w:rPr>
+                <w:rFonts w:ascii="Times New Roman" w:eastAsia="Times New Roman" w:hAnsi="Times New Roman" w:cs="Times New Roman"/>
+                <w:sz w:val="24"/>
+                <w:szCs w:val="24"/>
+              </w:rPr>
+            </w:pPr>
+            <w:r>
+              <w:t>DJ</w:t>
             </w:r>
           </w:p>
         </w:tc>
@@ -2375,12 +2375,7 @@
           </w:tcPr>
           <w:p>
             <w:r>
-              <w:rPr>
-                <w:rFonts w:ascii="Times New Roman" w:eastAsia="Times New Roman" w:hAnsi="Times New Roman" w:cs="Times New Roman"/>
-                <w:sz w:val="24"/>
-                <w:szCs w:val="24"/>
-              </w:rPr>
-              <w:t xml:space="preserve">{{vendorCakeCompany}}</w:t>
+              <w:t>{{vendorDJCompany}}</w:t>
             </w:r>
           </w:p>
         </w:tc>
@@ -2403,12 +2398,7 @@
           </w:tcPr>
           <w:p>
             <w:r>
-              <w:rPr>
-                <w:rFonts w:ascii="Times New Roman" w:eastAsia="Times New Roman" w:hAnsi="Times New Roman" w:cs="Times New Roman"/>
-                <w:sz w:val="24"/>
-                <w:szCs w:val="24"/>
-              </w:rPr>
-              <w:t xml:space="preserve">{{vendorCakeNotes}}</w:t>
+              <w:t>{{vendorDJNotes}}</w:t>
             </w:r>
           </w:p>
         </w:tc>
@@ -2429,7 +2419,11 @@
               <w:right w:w="80" w:type="dxa"/>
             </w:tcMar>
           </w:tcPr>
-          <w:p/>
+          <w:p>
+            <w:r>
+              <w:t/>
+            </w:r>
+          </w:p>
         </w:tc>
       </w:tr>
       <w:tr>
@@ -2455,12 +2449,7 @@
           </w:tcPr>
           <w:p>
             <w:r>
-              <w:rPr>
-                <w:rFonts w:ascii="Times New Roman" w:eastAsia="Times New Roman" w:hAnsi="Times New Roman" w:cs="Times New Roman"/>
-                <w:sz w:val="24"/>
-                <w:szCs w:val="24"/>
-              </w:rPr>
-              <w:t xml:space="preserve">{{vendorDJETA}}</w:t>
+              <w:t>{{ext:cake}}</w:t>
             </w:r>
           </w:p>
         </w:tc>
@@ -2484,15 +2473,14 @@
           <w:p>
             <w:pPr>
               <w:pStyle w:val="Body"/>
-              <w:widowControl w:val="0"/>
-              <w:spacing w:line="240" w:lineRule="auto"/>
-            </w:pPr>
-            <w:r>
-              <w:rPr>
-                <w:rFonts w:ascii="Times New Roman" w:hAnsi="Times New Roman"/>
-                <w:lang w:val="en-US"/>
-              </w:rPr>
-              <w:t>DJ</w:t>
+              <w:rPr>
+                <w:rFonts w:ascii="Times New Roman" w:eastAsia="Times New Roman" w:hAnsi="Times New Roman" w:cs="Times New Roman"/>
+                <w:sz w:val="24"/>
+                <w:szCs w:val="24"/>
+              </w:rPr>
+            </w:pPr>
+            <w:r>
+              <w:t>Cake</w:t>
             </w:r>
           </w:p>
         </w:tc>
@@ -2515,12 +2503,7 @@
           </w:tcPr>
           <w:p>
             <w:r>
-              <w:rPr>
-                <w:rFonts w:ascii="Times New Roman" w:eastAsia="Times New Roman" w:hAnsi="Times New Roman" w:cs="Times New Roman"/>
-                <w:sz w:val="24"/>
-                <w:szCs w:val="24"/>
-              </w:rPr>
-              <w:t xml:space="preserve">{{vendorDJCompany}}</w:t>
+              <w:t>{{vendorCakeCompany}}</w:t>
             </w:r>
           </w:p>
         </w:tc>
@@ -2543,12 +2526,7 @@
           </w:tcPr>
           <w:p>
             <w:r>
-              <w:rPr>
-                <w:rFonts w:ascii="Times New Roman" w:eastAsia="Times New Roman" w:hAnsi="Times New Roman" w:cs="Times New Roman"/>
-                <w:sz w:val="24"/>
-                <w:szCs w:val="24"/>
-              </w:rPr>
-              <w:t xml:space="preserve">{{vendorDJNotes}}</w:t>
+              <w:t>{{vendorCakeNotes}}</w:t>
             </w:r>
           </w:p>
         </w:tc>
@@ -2569,7 +2547,11 @@
               <w:right w:w="80" w:type="dxa"/>
             </w:tcMar>
           </w:tcPr>
-          <w:p/>
+          <w:p>
+            <w:r>
+              <w:t/>
+            </w:r>
+          </w:p>
         </w:tc>
       </w:tr>
       <w:tr>
@@ -2595,12 +2577,7 @@
           </w:tcPr>
           <w:p>
             <w:r>
-              <w:rPr>
-                <w:rFonts w:ascii="Times New Roman" w:eastAsia="Times New Roman" w:hAnsi="Times New Roman" w:cs="Times New Roman"/>
-                <w:sz w:val="24"/>
-                <w:szCs w:val="24"/>
-              </w:rPr>
-              <w:t xml:space="preserve">{{vendorCatererETA}}</w:t>
+              <w:t>{{ext:decor}}</w:t>
             </w:r>
           </w:p>
         </w:tc>
@@ -2624,15 +2601,14 @@
           <w:p>
             <w:pPr>
               <w:pStyle w:val="Body"/>
-              <w:widowControl w:val="0"/>
-              <w:spacing w:line="240" w:lineRule="auto"/>
-            </w:pPr>
-            <w:r>
-              <w:rPr>
-                <w:rFonts w:ascii="Times New Roman" w:hAnsi="Times New Roman"/>
-                <w:lang w:val="en-US"/>
-              </w:rPr>
-              <w:t xml:space="preserve">Caterer </w:t>
+              <w:rPr>
+                <w:rFonts w:ascii="Times New Roman" w:eastAsia="Times New Roman" w:hAnsi="Times New Roman" w:cs="Times New Roman"/>
+                <w:sz w:val="24"/>
+                <w:szCs w:val="24"/>
+              </w:rPr>
+            </w:pPr>
+            <w:r>
+              <w:t>Decor</w:t>
             </w:r>
           </w:p>
         </w:tc>
@@ -2655,12 +2631,7 @@
           </w:tcPr>
           <w:p>
             <w:r>
-              <w:rPr>
-                <w:rFonts w:ascii="Times New Roman" w:eastAsia="Times New Roman" w:hAnsi="Times New Roman" w:cs="Times New Roman"/>
-                <w:sz w:val="24"/>
-                <w:szCs w:val="24"/>
-              </w:rPr>
-              <w:t xml:space="preserve">{{vendorCatererCompany}}</w:t>
+              <w:t>{{vendorDecorCompany}}</w:t>
             </w:r>
           </w:p>
         </w:tc>
@@ -2683,12 +2654,7 @@
           </w:tcPr>
           <w:p>
             <w:r>
-              <w:rPr>
-                <w:rFonts w:ascii="Times New Roman" w:eastAsia="Times New Roman" w:hAnsi="Times New Roman" w:cs="Times New Roman"/>
-                <w:sz w:val="24"/>
-                <w:szCs w:val="24"/>
-              </w:rPr>
-              <w:t xml:space="preserve">{{vendorCatererNotes}}</w:t>
+              <w:t>{{vendorDecorNotes}}</w:t>
             </w:r>
           </w:p>
         </w:tc>
@@ -2709,7 +2675,11 @@
               <w:right w:w="80" w:type="dxa"/>
             </w:tcMar>
           </w:tcPr>
-          <w:p/>
+          <w:p>
+            <w:r>
+              <w:t/>
+            </w:r>
+          </w:p>
         </w:tc>
       </w:tr>
       <w:tr>
@@ -2735,12 +2705,7 @@
           </w:tcPr>
           <w:p>
             <w:r>
-              <w:rPr>
-                <w:rFonts w:ascii="Times New Roman" w:eastAsia="Times New Roman" w:hAnsi="Times New Roman" w:cs="Times New Roman"/>
-                <w:sz w:val="24"/>
-                <w:szCs w:val="24"/>
-              </w:rPr>
-              <w:t xml:space="preserve">{{vendorExtra1ETA}}</w:t>
+              <w:t>{{ext:catering}}</w:t>
             </w:r>
           </w:p>
         </w:tc>
@@ -2771,12 +2736,7 @@
               </w:rPr>
             </w:pPr>
             <w:r>
-              <w:rPr>
-                <w:rFonts w:ascii="Times New Roman" w:eastAsia="Times New Roman" w:hAnsi="Times New Roman" w:cs="Times New Roman"/>
-                <w:sz w:val="24"/>
-                <w:szCs w:val="24"/>
-              </w:rPr>
-              <w:t xml:space="preserve">{{vendorExtra1Service}}</w:t>
+              <w:t>Catering</w:t>
             </w:r>
           </w:p>
         </w:tc>
@@ -2799,12 +2759,7 @@
           </w:tcPr>
           <w:p>
             <w:r>
-              <w:rPr>
-                <w:rFonts w:ascii="Times New Roman" w:eastAsia="Times New Roman" w:hAnsi="Times New Roman" w:cs="Times New Roman"/>
-                <w:sz w:val="24"/>
-                <w:szCs w:val="24"/>
-              </w:rPr>
-              <w:t xml:space="preserve">{{vendorExtra1Company}}</w:t>
+              <w:t>{{vendorCatererCompany}}</w:t>
             </w:r>
           </w:p>
         </w:tc>
@@ -2827,12 +2782,7 @@
           </w:tcPr>
           <w:p>
             <w:r>
-              <w:rPr>
-                <w:rFonts w:ascii="Times New Roman" w:eastAsia="Times New Roman" w:hAnsi="Times New Roman" w:cs="Times New Roman"/>
-                <w:sz w:val="24"/>
-                <w:szCs w:val="24"/>
-              </w:rPr>
-              <w:t xml:space="preserve">{{vendorExtra1Notes}}</w:t>
+              <w:t/>
             </w:r>
           </w:p>
         </w:tc>
@@ -2853,7 +2803,11 @@
               <w:right w:w="80" w:type="dxa"/>
             </w:tcMar>
           </w:tcPr>
-          <w:p/>
+          <w:p>
+            <w:r>
+              <w:t/>
+            </w:r>
+          </w:p>
         </w:tc>
       </w:tr>
       <w:tr>
@@ -2879,12 +2833,7 @@
           </w:tcPr>
           <w:p>
             <w:r>
-              <w:rPr>
-                <w:rFonts w:ascii="Times New Roman" w:eastAsia="Times New Roman" w:hAnsi="Times New Roman" w:cs="Times New Roman"/>
-                <w:sz w:val="24"/>
-                <w:szCs w:val="24"/>
-              </w:rPr>
-              <w:t xml:space="preserve">{{vendorExtra2ETA}}</w:t>
+              <w:t>{{ext:table-drinks}}</w:t>
             </w:r>
           </w:p>
         </w:tc>
@@ -2915,12 +2864,7 @@
               </w:rPr>
             </w:pPr>
             <w:r>
-              <w:rPr>
-                <w:rFonts w:ascii="Times New Roman" w:eastAsia="Times New Roman" w:hAnsi="Times New Roman" w:cs="Times New Roman"/>
-                <w:sz w:val="24"/>
-                <w:szCs w:val="24"/>
-              </w:rPr>
-              <w:t xml:space="preserve">{{vendorExtra2Service}}</w:t>
+              <w:t>Table Drinks</w:t>
             </w:r>
           </w:p>
         </w:tc>
@@ -2943,12 +2887,7 @@
           </w:tcPr>
           <w:p>
             <w:r>
-              <w:rPr>
-                <w:rFonts w:ascii="Times New Roman" w:eastAsia="Times New Roman" w:hAnsi="Times New Roman" w:cs="Times New Roman"/>
-                <w:sz w:val="24"/>
-                <w:szCs w:val="24"/>
-              </w:rPr>
-              <w:t xml:space="preserve">{{vendorExtra2Company}}</w:t>
+              <w:t>{{vendorTableDrinksCompany}}</w:t>
             </w:r>
           </w:p>
         </w:tc>
@@ -2971,12 +2910,411 @@
           </w:tcPr>
           <w:p>
             <w:r>
+              <w:t/>
+            </w:r>
+          </w:p>
+        </w:tc>
+        <w:tc>
+          <w:tcPr>
+            <w:tcW w:w="855" w:type="dxa"/>
+            <w:tcBorders>
+              <w:top w:val="single" w:sz="8" w:space="0" w:color="000000"/>
+              <w:left w:val="single" w:sz="8" w:space="0" w:color="000000"/>
+              <w:bottom w:val="single" w:sz="8" w:space="0" w:color="000000"/>
+              <w:right w:val="single" w:sz="8" w:space="0" w:color="000000"/>
+            </w:tcBorders>
+            <w:shd w:val="clear" w:color="auto" w:fill="EFEFEF"/>
+            <w:tcMar>
+              <w:top w:w="80" w:type="dxa"/>
+              <w:left w:w="80" w:type="dxa"/>
+              <w:bottom w:w="80" w:type="dxa"/>
+              <w:right w:w="80" w:type="dxa"/>
+            </w:tcMar>
+          </w:tcPr>
+          <w:p>
+            <w:r>
+              <w:t/>
+            </w:r>
+          </w:p>
+        </w:tc>
+      </w:tr>
+      <w:tr>
+        <w:trPr>
+          <w:trHeight w:val="310"/>
+        </w:trPr>
+        <w:tc>
+          <w:tcPr>
+            <w:tcW w:w="885" w:type="dxa"/>
+            <w:tcBorders>
+              <w:top w:val="single" w:sz="8" w:space="0" w:color="000000"/>
+              <w:left w:val="single" w:sz="8" w:space="0" w:color="000000"/>
+              <w:bottom w:val="single" w:sz="8" w:space="0" w:color="000000"/>
+              <w:right w:val="single" w:sz="8" w:space="0" w:color="000000"/>
+            </w:tcBorders>
+            <w:shd w:val="clear" w:color="auto" w:fill="EFEFEF"/>
+            <w:tcMar>
+              <w:top w:w="80" w:type="dxa"/>
+              <w:left w:w="80" w:type="dxa"/>
+              <w:bottom w:w="80" w:type="dxa"/>
+              <w:right w:w="80" w:type="dxa"/>
+            </w:tcMar>
+          </w:tcPr>
+          <w:p>
+            <w:r>
+              <w:t>{{ext:reception-drinks}}</w:t>
+            </w:r>
+          </w:p>
+        </w:tc>
+        <w:tc>
+          <w:tcPr>
+            <w:tcW w:w="1440" w:type="dxa"/>
+            <w:tcBorders>
+              <w:top w:val="single" w:sz="8" w:space="0" w:color="000000"/>
+              <w:left w:val="single" w:sz="8" w:space="0" w:color="000000"/>
+              <w:bottom w:val="single" w:sz="8" w:space="0" w:color="000000"/>
+              <w:right w:val="single" w:sz="8" w:space="0" w:color="000000"/>
+            </w:tcBorders>
+            <w:shd w:val="clear" w:color="auto" w:fill="EFEFEF"/>
+            <w:tcMar>
+              <w:top w:w="80" w:type="dxa"/>
+              <w:left w:w="80" w:type="dxa"/>
+              <w:bottom w:w="80" w:type="dxa"/>
+              <w:right w:w="80" w:type="dxa"/>
+            </w:tcMar>
+          </w:tcPr>
+          <w:p>
+            <w:pPr>
+              <w:pStyle w:val="Body"/>
               <w:rPr>
                 <w:rFonts w:ascii="Times New Roman" w:eastAsia="Times New Roman" w:hAnsi="Times New Roman" w:cs="Times New Roman"/>
                 <w:sz w:val="24"/>
                 <w:szCs w:val="24"/>
               </w:rPr>
-              <w:t xml:space="preserve">{{vendorExtra2Notes}}</w:t>
+            </w:pPr>
+            <w:r>
+              <w:t>Reception Drinks</w:t>
+            </w:r>
+          </w:p>
+        </w:tc>
+        <w:tc>
+          <w:tcPr>
+            <w:tcW w:w="3240" w:type="dxa"/>
+            <w:tcBorders>
+              <w:top w:val="single" w:sz="8" w:space="0" w:color="000000"/>
+              <w:left w:val="single" w:sz="8" w:space="0" w:color="000000"/>
+              <w:bottom w:val="single" w:sz="8" w:space="0" w:color="000000"/>
+              <w:right w:val="single" w:sz="8" w:space="0" w:color="000000"/>
+            </w:tcBorders>
+            <w:shd w:val="clear" w:color="auto" w:fill="EFEFEF"/>
+            <w:tcMar>
+              <w:top w:w="80" w:type="dxa"/>
+              <w:left w:w="80" w:type="dxa"/>
+              <w:bottom w:w="80" w:type="dxa"/>
+              <w:right w:w="80" w:type="dxa"/>
+            </w:tcMar>
+          </w:tcPr>
+          <w:p>
+            <w:r>
+              <w:t>{{vendorReceptionDrinksCompany}}</w:t>
+            </w:r>
+          </w:p>
+        </w:tc>
+        <w:tc>
+          <w:tcPr>
+            <w:tcW w:w="3990" w:type="dxa"/>
+            <w:tcBorders>
+              <w:top w:val="single" w:sz="8" w:space="0" w:color="000000"/>
+              <w:left w:val="single" w:sz="8" w:space="0" w:color="000000"/>
+              <w:bottom w:val="single" w:sz="8" w:space="0" w:color="000000"/>
+              <w:right w:val="single" w:sz="8" w:space="0" w:color="000000"/>
+            </w:tcBorders>
+            <w:shd w:val="clear" w:color="auto" w:fill="EFEFEF"/>
+            <w:tcMar>
+              <w:top w:w="80" w:type="dxa"/>
+              <w:left w:w="80" w:type="dxa"/>
+              <w:bottom w:w="80" w:type="dxa"/>
+              <w:right w:w="80" w:type="dxa"/>
+            </w:tcMar>
+          </w:tcPr>
+          <w:p>
+            <w:r>
+              <w:t/>
+            </w:r>
+          </w:p>
+        </w:tc>
+        <w:tc>
+          <w:tcPr>
+            <w:tcW w:w="855" w:type="dxa"/>
+            <w:tcBorders>
+              <w:top w:val="single" w:sz="8" w:space="0" w:color="000000"/>
+              <w:left w:val="single" w:sz="8" w:space="0" w:color="000000"/>
+              <w:bottom w:val="single" w:sz="8" w:space="0" w:color="000000"/>
+              <w:right w:val="single" w:sz="8" w:space="0" w:color="000000"/>
+            </w:tcBorders>
+            <w:shd w:val="clear" w:color="auto" w:fill="EFEFEF"/>
+            <w:tcMar>
+              <w:top w:w="80" w:type="dxa"/>
+              <w:left w:w="80" w:type="dxa"/>
+              <w:bottom w:w="80" w:type="dxa"/>
+              <w:right w:w="80" w:type="dxa"/>
+            </w:tcMar>
+          </w:tcPr>
+          <w:p>
+            <w:r>
+              <w:t/>
+            </w:r>
+          </w:p>
+        </w:tc>
+      </w:tr>
+      <w:tr>
+        <w:trPr>
+          <w:trHeight w:val="310"/>
+        </w:trPr>
+        <w:tc>
+          <w:tcPr>
+            <w:tcW w:w="885" w:type="dxa"/>
+            <w:tcBorders>
+              <w:top w:val="single" w:sz="8" w:space="0" w:color="000000"/>
+              <w:left w:val="single" w:sz="8" w:space="0" w:color="000000"/>
+              <w:bottom w:val="single" w:sz="8" w:space="0" w:color="000000"/>
+              <w:right w:val="single" w:sz="8" w:space="0" w:color="000000"/>
+            </w:tcBorders>
+            <w:shd w:val="clear" w:color="auto" w:fill="EFEFEF"/>
+            <w:tcMar>
+              <w:top w:w="80" w:type="dxa"/>
+              <w:left w:w="80" w:type="dxa"/>
+              <w:bottom w:w="80" w:type="dxa"/>
+              <w:right w:w="80" w:type="dxa"/>
+            </w:tcMar>
+          </w:tcPr>
+          <w:p>
+            <w:r>
+              <w:t>{{ext:hot-drinks}}</w:t>
+            </w:r>
+          </w:p>
+        </w:tc>
+        <w:tc>
+          <w:tcPr>
+            <w:tcW w:w="1440" w:type="dxa"/>
+            <w:tcBorders>
+              <w:top w:val="single" w:sz="8" w:space="0" w:color="000000"/>
+              <w:left w:val="single" w:sz="8" w:space="0" w:color="000000"/>
+              <w:bottom w:val="single" w:sz="8" w:space="0" w:color="000000"/>
+              <w:right w:val="single" w:sz="8" w:space="0" w:color="000000"/>
+            </w:tcBorders>
+            <w:shd w:val="clear" w:color="auto" w:fill="EFEFEF"/>
+            <w:tcMar>
+              <w:top w:w="80" w:type="dxa"/>
+              <w:left w:w="80" w:type="dxa"/>
+              <w:bottom w:w="80" w:type="dxa"/>
+              <w:right w:w="80" w:type="dxa"/>
+            </w:tcMar>
+          </w:tcPr>
+          <w:p>
+            <w:pPr>
+              <w:pStyle w:val="Body"/>
+              <w:rPr>
+                <w:rFonts w:ascii="Times New Roman" w:eastAsia="Times New Roman" w:hAnsi="Times New Roman" w:cs="Times New Roman"/>
+                <w:sz w:val="24"/>
+                <w:szCs w:val="24"/>
+              </w:rPr>
+            </w:pPr>
+            <w:r>
+              <w:t>Hot Drinks</w:t>
+            </w:r>
+          </w:p>
+        </w:tc>
+        <w:tc>
+          <w:tcPr>
+            <w:tcW w:w="3240" w:type="dxa"/>
+            <w:tcBorders>
+              <w:top w:val="single" w:sz="8" w:space="0" w:color="000000"/>
+              <w:left w:val="single" w:sz="8" w:space="0" w:color="000000"/>
+              <w:bottom w:val="single" w:sz="8" w:space="0" w:color="000000"/>
+              <w:right w:val="single" w:sz="8" w:space="0" w:color="000000"/>
+            </w:tcBorders>
+            <w:shd w:val="clear" w:color="auto" w:fill="EFEFEF"/>
+            <w:tcMar>
+              <w:top w:w="80" w:type="dxa"/>
+              <w:left w:w="80" w:type="dxa"/>
+              <w:bottom w:w="80" w:type="dxa"/>
+              <w:right w:w="80" w:type="dxa"/>
+            </w:tcMar>
+          </w:tcPr>
+          <w:p>
+            <w:r>
+              <w:t>{{vendorHotDrinksCompany}}</w:t>
+            </w:r>
+          </w:p>
+        </w:tc>
+        <w:tc>
+          <w:tcPr>
+            <w:tcW w:w="3990" w:type="dxa"/>
+            <w:tcBorders>
+              <w:top w:val="single" w:sz="8" w:space="0" w:color="000000"/>
+              <w:left w:val="single" w:sz="8" w:space="0" w:color="000000"/>
+              <w:bottom w:val="single" w:sz="8" w:space="0" w:color="000000"/>
+              <w:right w:val="single" w:sz="8" w:space="0" w:color="000000"/>
+            </w:tcBorders>
+            <w:shd w:val="clear" w:color="auto" w:fill="EFEFEF"/>
+            <w:tcMar>
+              <w:top w:w="80" w:type="dxa"/>
+              <w:left w:w="80" w:type="dxa"/>
+              <w:bottom w:w="80" w:type="dxa"/>
+              <w:right w:w="80" w:type="dxa"/>
+            </w:tcMar>
+          </w:tcPr>
+          <w:p>
+            <w:r>
+              <w:t/>
+            </w:r>
+          </w:p>
+        </w:tc>
+        <w:tc>
+          <w:tcPr>
+            <w:tcW w:w="855" w:type="dxa"/>
+            <w:tcBorders>
+              <w:top w:val="single" w:sz="8" w:space="0" w:color="000000"/>
+              <w:left w:val="single" w:sz="8" w:space="0" w:color="000000"/>
+              <w:bottom w:val="single" w:sz="8" w:space="0" w:color="000000"/>
+              <w:right w:val="single" w:sz="8" w:space="0" w:color="000000"/>
+            </w:tcBorders>
+            <w:shd w:val="clear" w:color="auto" w:fill="EFEFEF"/>
+            <w:tcMar>
+              <w:top w:w="80" w:type="dxa"/>
+              <w:left w:w="80" w:type="dxa"/>
+              <w:bottom w:w="80" w:type="dxa"/>
+              <w:right w:w="80" w:type="dxa"/>
+            </w:tcMar>
+          </w:tcPr>
+          <w:p>
+            <w:r>
+              <w:t/>
+            </w:r>
+          </w:p>
+        </w:tc>
+      </w:tr>
+      <w:tr>
+        <w:trPr>
+          <w:trHeight w:val="310"/>
+        </w:trPr>
+        <w:tc>
+          <w:tcPr>
+            <w:tcW w:w="885" w:type="dxa"/>
+            <w:tcBorders>
+              <w:top w:val="single" w:sz="8" w:space="0" w:color="000000"/>
+              <w:left w:val="single" w:sz="8" w:space="0" w:color="000000"/>
+              <w:bottom w:val="single" w:sz="8" w:space="0" w:color="000000"/>
+              <w:right w:val="single" w:sz="8" w:space="0" w:color="000000"/>
+            </w:tcBorders>
+            <w:shd w:val="clear" w:color="auto" w:fill="EFEFEF"/>
+            <w:tcMar>
+              <w:top w:w="80" w:type="dxa"/>
+              <w:left w:w="80" w:type="dxa"/>
+              <w:bottom w:w="80" w:type="dxa"/>
+              <w:right w:w="80" w:type="dxa"/>
+            </w:tcMar>
+          </w:tcPr>
+          <w:p>
+            <w:r>
+              <w:rPr>
+                <w:rFonts w:ascii="Times New Roman" w:eastAsia="Times New Roman" w:hAnsi="Times New Roman" w:cs="Times New Roman"/>
+                <w:sz w:val="24"/>
+                <w:szCs w:val="24"/>
+              </w:rPr>
+              <w:t xml:space="preserve">{{ext:tp-eta}}</w:t>
+            </w:r>
+          </w:p>
+        </w:tc>
+        <w:tc>
+          <w:tcPr>
+            <w:tcW w:w="1440" w:type="dxa"/>
+            <w:tcBorders>
+              <w:top w:val="single" w:sz="8" w:space="0" w:color="000000"/>
+              <w:left w:val="single" w:sz="8" w:space="0" w:color="000000"/>
+              <w:bottom w:val="single" w:sz="8" w:space="0" w:color="000000"/>
+              <w:right w:val="single" w:sz="8" w:space="0" w:color="000000"/>
+            </w:tcBorders>
+            <w:shd w:val="clear" w:color="auto" w:fill="EFEFEF"/>
+            <w:tcMar>
+              <w:top w:w="80" w:type="dxa"/>
+              <w:left w:w="80" w:type="dxa"/>
+              <w:bottom w:w="80" w:type="dxa"/>
+              <w:right w:w="80" w:type="dxa"/>
+            </w:tcMar>
+          </w:tcPr>
+          <w:p>
+            <w:pPr>
+              <w:pStyle w:val="Body"/>
+              <w:rPr>
+                <w:rFonts w:ascii="Times New Roman" w:eastAsia="Times New Roman" w:hAnsi="Times New Roman" w:cs="Times New Roman"/>
+                <w:sz w:val="24"/>
+                <w:szCs w:val="24"/>
+              </w:rPr>
+            </w:pPr>
+            <w:r>
+              <w:rPr>
+                <w:rFonts w:ascii="Times New Roman" w:eastAsia="Times New Roman" w:hAnsi="Times New Roman" w:cs="Times New Roman"/>
+                <w:sz w:val="24"/>
+                <w:szCs w:val="24"/>
+              </w:rPr>
+              <w:t xml:space="preserve">{{ext:tp-svc}}</w:t>
+            </w:r>
+          </w:p>
+        </w:tc>
+        <w:tc>
+          <w:tcPr>
+            <w:tcW w:w="3240" w:type="dxa"/>
+            <w:tcBorders>
+              <w:top w:val="single" w:sz="8" w:space="0" w:color="000000"/>
+              <w:left w:val="single" w:sz="8" w:space="0" w:color="000000"/>
+              <w:bottom w:val="single" w:sz="8" w:space="0" w:color="000000"/>
+              <w:right w:val="single" w:sz="8" w:space="0" w:color="000000"/>
+            </w:tcBorders>
+            <w:shd w:val="clear" w:color="auto" w:fill="EFEFEF"/>
+            <w:tcMar>
+              <w:top w:w="80" w:type="dxa"/>
+              <w:left w:w="80" w:type="dxa"/>
+              <w:bottom w:w="80" w:type="dxa"/>
+              <w:right w:w="80" w:type="dxa"/>
+            </w:tcMar>
+          </w:tcPr>
+          <w:p>
+            <w:r>
+              <w:rPr>
+                <w:rFonts w:ascii="Times New Roman" w:eastAsia="Times New Roman" w:hAnsi="Times New Roman" w:cs="Times New Roman"/>
+                <w:sz w:val="24"/>
+                <w:szCs w:val="24"/>
+              </w:rPr>
+              <w:t xml:space="preserve">{{ext:tp-co}}</w:t>
+            </w:r>
+          </w:p>
+        </w:tc>
+        <w:tc>
+          <w:tcPr>
+            <w:tcW w:w="3990" w:type="dxa"/>
+            <w:tcBorders>
+              <w:top w:val="single" w:sz="8" w:space="0" w:color="000000"/>
+              <w:left w:val="single" w:sz="8" w:space="0" w:color="000000"/>
+              <w:bottom w:val="single" w:sz="8" w:space="0" w:color="000000"/>
+              <w:right w:val="single" w:sz="8" w:space="0" w:color="000000"/>
+            </w:tcBorders>
+            <w:shd w:val="clear" w:color="auto" w:fill="EFEFEF"/>
+            <w:tcMar>
+              <w:top w:w="80" w:type="dxa"/>
+              <w:left w:w="80" w:type="dxa"/>
+              <w:bottom w:w="80" w:type="dxa"/>
+              <w:right w:w="80" w:type="dxa"/>
+            </w:tcMar>
+          </w:tcPr>
+          <w:p>
+            <w:r>
+              <w:rPr>
+                <w:rFonts w:ascii="Times New Roman" w:eastAsia="Times New Roman" w:hAnsi="Times New Roman" w:cs="Times New Roman"/>
+                <w:sz w:val="24"/>
+                <w:szCs w:val="24"/>
+              </w:rPr>
+              <w:t xml:space="preserve">{{ext:tp-notes}}</w:t>
             </w:r>
           </w:p>
         </w:tc>
@@ -4379,20 +4717,6 @@
               <w:t>Drinks manned by waitering staff</w:t>
             </w:r>
           </w:p>
-          <w:p>
-            <w:pPr>
-              <w:pStyle w:val="Body"/>
-              <w:widowControl w:val="0"/>
-              <w:spacing w:line="240" w:lineRule="auto"/>
-            </w:pPr>
-            <w:r>
-              <w:rPr>
-                <w:rFonts w:ascii="Times New Roman" w:hAnsi="Times New Roman"/>
-                <w:lang w:val="en-US"/>
-              </w:rPr>
-              <w:t xml:space="preserve">Additional Services: {{additionalServices}}</w:t>
-            </w:r>
-          </w:p>
         </w:tc>
         <w:tc>
           <w:tcPr>
@@ -5099,20 +5423,6 @@
                 <w:lang w:val="en-US"/>
               </w:rPr>
             </w:pPr>
-          </w:p>
-          <w:p>
-            <w:pPr>
-              <w:pStyle w:val="Body"/>
-              <w:widowControl w:val="0"/>
-              <w:spacing w:line="240" w:lineRule="auto"/>
-            </w:pPr>
-            <w:r>
-              <w:rPr>
-                <w:rFonts w:ascii="Times New Roman" w:hAnsi="Times New Roman"/>
-                <w:lang w:val="en-US"/>
-              </w:rPr>
-              <w:t xml:space="preserve">Additional Service: {{additionalServices}}</w:t>
-            </w:r>
           </w:p>
         </w:tc>
         <w:tc>

--- a/Template.docx
+++ b/Template.docx
@@ -2269,8 +2269,9 @@
             </w:tcMar>
           </w:tcPr>
           <w:p>
-            <w:r>
-              <w:t/>
+            <w:r/>
+            <w:r>
+              <w:t>{{vendorVideographyNotes}}</w:t>
             </w:r>
           </w:p>
         </w:tc>
@@ -2781,8 +2782,9 @@
             </w:tcMar>
           </w:tcPr>
           <w:p>
-            <w:r>
-              <w:t/>
+            <w:r/>
+            <w:r>
+              <w:t>{{vendorCateringNotes}}</w:t>
             </w:r>
           </w:p>
         </w:tc>
@@ -2909,8 +2911,9 @@
             </w:tcMar>
           </w:tcPr>
           <w:p>
-            <w:r>
-              <w:t/>
+            <w:r/>
+            <w:r>
+              <w:t>{{vendorTableDrinksNotes}}</w:t>
             </w:r>
           </w:p>
         </w:tc>
@@ -3037,8 +3040,9 @@
             </w:tcMar>
           </w:tcPr>
           <w:p>
-            <w:r>
-              <w:t/>
+            <w:r/>
+            <w:r>
+              <w:t>{{vendorReceptionDrinksNotes}}</w:t>
             </w:r>
           </w:p>
         </w:tc>
@@ -3165,8 +3169,9 @@
             </w:tcMar>
           </w:tcPr>
           <w:p>
-            <w:r>
-              <w:t/>
+            <w:r/>
+            <w:r>
+              <w:t>{{vendorHotDrinksNotes}}</w:t>
             </w:r>
           </w:p>
         </w:tc>
